--- a/public/files/resignation-letter/resignation-letter.docx
+++ b/public/files/resignation-letter/resignation-letter.docx
@@ -4,7 +4,7 @@
   <w:body>
     <w:p>
       <w:pPr>
-        <w:spacing w:after="40" w:before="0" w:line="312" w:lineRule="auto"/>
+        <w:spacing w:after="44" w:before="0" w:line="312" w:lineRule="auto"/>
         <w:jc w:val="center"/>
       </w:pPr>
       <w:r>
@@ -19,7 +19,7 @@
     </w:p>
     <w:p>
       <w:pPr>
-        <w:spacing w:after="100" w:before="0" w:line="312" w:lineRule="auto"/>
+        <w:spacing w:after="109" w:before="0" w:line="312" w:lineRule="auto"/>
         <w:jc w:val="left"/>
         <w:pBdr>
           <w:bottom w:val="single" w:sz="14" w:space="2" w:color="24384F"/>
@@ -35,7 +35,7 @@
     </w:p>
     <w:p>
       <w:pPr>
-        <w:spacing w:after="120" w:before="0" w:line="312" w:lineRule="auto"/>
+        <w:spacing w:after="131" w:before="0" w:line="312" w:lineRule="auto"/>
         <w:jc w:val="left"/>
       </w:pPr>
       <w:r>
@@ -62,7 +62,7 @@
       </w:tblGrid>
       <w:tr>
         <w:trPr>
-          <w:trHeight w:val="510" w:hRule="atLeast"/>
+          <w:trHeight w:val="556" w:hRule="atLeast"/>
         </w:trPr>
         <w:tc>
           <w:tcPr>
@@ -177,7 +177,7 @@
       </w:tr>
       <w:tr>
         <w:trPr>
-          <w:trHeight w:val="510" w:hRule="atLeast"/>
+          <w:trHeight w:val="556" w:hRule="atLeast"/>
         </w:trPr>
         <w:tc>
           <w:tcPr>
@@ -292,7 +292,7 @@
       </w:tr>
       <w:tr>
         <w:trPr>
-          <w:trHeight w:val="510" w:hRule="atLeast"/>
+          <w:trHeight w:val="556" w:hRule="atLeast"/>
         </w:trPr>
         <w:tc>
           <w:tcPr>
@@ -407,7 +407,7 @@
       </w:tr>
       <w:tr>
         <w:trPr>
-          <w:trHeight w:val="510" w:hRule="atLeast"/>
+          <w:trHeight w:val="556" w:hRule="atLeast"/>
         </w:trPr>
         <w:tc>
           <w:tcPr>
@@ -523,7 +523,7 @@
     </w:tbl>
     <w:p>
       <w:pPr>
-        <w:spacing w:after="40" w:before="0" w:line="312" w:lineRule="auto"/>
+        <w:spacing w:after="44" w:before="0" w:line="312" w:lineRule="auto"/>
         <w:jc w:val="left"/>
       </w:pPr>
       <w:r>
@@ -536,7 +536,7 @@
     </w:p>
     <w:p>
       <w:pPr>
-        <w:spacing w:after="40" w:before="80" w:line="312" w:lineRule="auto"/>
+        <w:spacing w:after="44" w:before="87" w:line="312" w:lineRule="auto"/>
         <w:jc w:val="left"/>
         <w:pBdr>
           <w:bottom w:val="single" w:sz="6" w:space="2" w:color="C9D2DD"/>
@@ -563,7 +563,7 @@
     </w:p>
     <w:p>
       <w:pPr>
-        <w:spacing w:after="40" w:before="0" w:line="312" w:lineRule="auto"/>
+        <w:spacing w:after="44" w:before="0" w:line="312" w:lineRule="auto"/>
         <w:jc w:val="left"/>
       </w:pPr>
       <w:r>
@@ -589,7 +589,7 @@
       </w:tblGrid>
       <w:tr>
         <w:trPr>
-          <w:trHeight w:val="2154" w:hRule="atLeast"/>
+          <w:trHeight w:val="2347" w:hRule="atLeast"/>
         </w:trPr>
         <w:tc>
           <w:tcPr>
@@ -612,7 +612,7 @@
               <w:rPr>
                 <w:rFonts w:ascii="Malgun Gothic" w:hAnsi="Malgun Gothic" w:eastAsia="Malgun Gothic" w:cs="Malgun Gothic"/>
                 <w:b w:val="0"/>
-                <w:sz w:val="20"/>
+                <w:sz w:val="19"/>
               </w:rPr>
             </w:r>
           </w:p>
@@ -621,7 +621,7 @@
     </w:tbl>
     <w:p>
       <w:pPr>
-        <w:spacing w:after="40" w:before="0" w:line="312" w:lineRule="auto"/>
+        <w:spacing w:after="44" w:before="0" w:line="312" w:lineRule="auto"/>
         <w:jc w:val="left"/>
       </w:pPr>
       <w:r>
@@ -634,7 +634,7 @@
     </w:p>
     <w:p>
       <w:pPr>
-        <w:spacing w:after="40" w:before="80" w:line="312" w:lineRule="auto"/>
+        <w:spacing w:after="44" w:before="87" w:line="312" w:lineRule="auto"/>
         <w:jc w:val="left"/>
         <w:pBdr>
           <w:bottom w:val="single" w:sz="6" w:space="2" w:color="C9D2DD"/>
@@ -674,7 +674,7 @@
       </w:tblGrid>
       <w:tr>
         <w:trPr>
-          <w:trHeight w:val="510" w:hRule="atLeast"/>
+          <w:trHeight w:val="556" w:hRule="atLeast"/>
         </w:trPr>
         <w:tc>
           <w:tcPr>
@@ -766,7 +766,7 @@
       </w:tr>
       <w:tr>
         <w:trPr>
-          <w:trHeight w:val="510" w:hRule="atLeast"/>
+          <w:trHeight w:val="556" w:hRule="atLeast"/>
         </w:trPr>
         <w:tc>
           <w:tcPr>
@@ -782,7 +782,7 @@
           <w:p>
             <w:pPr>
               <w:spacing w:after="0" w:line="312" w:lineRule="auto"/>
-              <w:jc w:val="left"/>
+              <w:jc w:val="center"/>
             </w:pPr>
             <w:r/>
             <w:r>
@@ -808,7 +808,7 @@
           <w:p>
             <w:pPr>
               <w:spacing w:after="0" w:line="312" w:lineRule="auto"/>
-              <w:jc w:val="left"/>
+              <w:jc w:val="center"/>
             </w:pPr>
             <w:r/>
             <w:r>
@@ -834,7 +834,7 @@
           <w:p>
             <w:pPr>
               <w:spacing w:after="0" w:line="312" w:lineRule="auto"/>
-              <w:jc w:val="left"/>
+              <w:jc w:val="center"/>
             </w:pPr>
             <w:r/>
             <w:r>
@@ -849,7 +849,7 @@
       </w:tr>
       <w:tr>
         <w:trPr>
-          <w:trHeight w:val="510" w:hRule="atLeast"/>
+          <w:trHeight w:val="556" w:hRule="atLeast"/>
         </w:trPr>
         <w:tc>
           <w:tcPr>
@@ -865,7 +865,7 @@
           <w:p>
             <w:pPr>
               <w:spacing w:after="0" w:line="312" w:lineRule="auto"/>
-              <w:jc w:val="left"/>
+              <w:jc w:val="center"/>
             </w:pPr>
             <w:r/>
             <w:r>
@@ -891,7 +891,7 @@
           <w:p>
             <w:pPr>
               <w:spacing w:after="0" w:line="312" w:lineRule="auto"/>
-              <w:jc w:val="left"/>
+              <w:jc w:val="center"/>
             </w:pPr>
             <w:r/>
             <w:r>
@@ -917,7 +917,7 @@
           <w:p>
             <w:pPr>
               <w:spacing w:after="0" w:line="312" w:lineRule="auto"/>
-              <w:jc w:val="left"/>
+              <w:jc w:val="center"/>
             </w:pPr>
             <w:r/>
             <w:r>
@@ -932,7 +932,7 @@
       </w:tr>
       <w:tr>
         <w:trPr>
-          <w:trHeight w:val="510" w:hRule="atLeast"/>
+          <w:trHeight w:val="556" w:hRule="atLeast"/>
         </w:trPr>
         <w:tc>
           <w:tcPr>
@@ -948,7 +948,7 @@
           <w:p>
             <w:pPr>
               <w:spacing w:after="0" w:line="312" w:lineRule="auto"/>
-              <w:jc w:val="left"/>
+              <w:jc w:val="center"/>
             </w:pPr>
             <w:r/>
             <w:r>
@@ -974,7 +974,7 @@
           <w:p>
             <w:pPr>
               <w:spacing w:after="0" w:line="312" w:lineRule="auto"/>
-              <w:jc w:val="left"/>
+              <w:jc w:val="center"/>
             </w:pPr>
             <w:r/>
             <w:r>
@@ -1000,7 +1000,7 @@
           <w:p>
             <w:pPr>
               <w:spacing w:after="0" w:line="312" w:lineRule="auto"/>
-              <w:jc w:val="left"/>
+              <w:jc w:val="center"/>
             </w:pPr>
             <w:r/>
             <w:r>
@@ -1016,7 +1016,7 @@
     </w:tbl>
     <w:p>
       <w:pPr>
-        <w:spacing w:after="40" w:before="0" w:line="312" w:lineRule="auto"/>
+        <w:spacing w:after="44" w:before="0" w:line="312" w:lineRule="auto"/>
         <w:jc w:val="left"/>
       </w:pPr>
       <w:r>
@@ -1029,7 +1029,7 @@
     </w:p>
     <w:p>
       <w:pPr>
-        <w:spacing w:after="80" w:before="0" w:line="312" w:lineRule="auto"/>
+        <w:spacing w:after="87" w:before="0" w:line="312" w:lineRule="auto"/>
         <w:jc w:val="left"/>
       </w:pPr>
       <w:r>
@@ -1042,7 +1042,7 @@
     </w:p>
     <w:p>
       <w:pPr>
-        <w:spacing w:after="40" w:before="0" w:line="312" w:lineRule="auto"/>
+        <w:spacing w:after="44" w:before="0" w:line="312" w:lineRule="auto"/>
         <w:jc w:val="center"/>
       </w:pPr>
       <w:r>
@@ -1056,7 +1056,7 @@
     </w:p>
     <w:p>
       <w:pPr>
-        <w:spacing w:after="80" w:before="80" w:line="312" w:lineRule="auto"/>
+        <w:spacing w:after="87" w:before="87" w:line="312" w:lineRule="auto"/>
         <w:jc w:val="center"/>
       </w:pPr>
       <w:r>
@@ -1070,7 +1070,7 @@
     </w:p>
     <w:p>
       <w:pPr>
-        <w:spacing w:after="80" w:before="0" w:line="312" w:lineRule="auto"/>
+        <w:spacing w:after="87" w:before="0" w:line="312" w:lineRule="auto"/>
         <w:jc w:val="right"/>
       </w:pPr>
       <w:r>
@@ -1084,7 +1084,7 @@
     </w:p>
     <w:p>
       <w:pPr>
-        <w:spacing w:after="120" w:before="0" w:line="312" w:lineRule="auto"/>
+        <w:spacing w:after="131" w:before="0" w:line="312" w:lineRule="auto"/>
         <w:jc w:val="left"/>
       </w:pPr>
       <w:r>
@@ -1097,7 +1097,7 @@
     </w:p>
     <w:p>
       <w:pPr>
-        <w:spacing w:after="80" w:before="0" w:line="312" w:lineRule="auto"/>
+        <w:spacing w:after="87" w:before="0" w:line="312" w:lineRule="auto"/>
         <w:jc w:val="center"/>
       </w:pPr>
       <w:r>
@@ -1111,7 +1111,7 @@
     </w:p>
     <w:p>
       <w:pPr>
-        <w:spacing w:after="0" w:before="60" w:line="312" w:lineRule="auto"/>
+        <w:spacing w:after="0" w:before="65" w:line="312" w:lineRule="auto"/>
         <w:jc w:val="left"/>
       </w:pPr>
       <w:r>
